--- a/AI_Infra_Exp.docx
+++ b/AI_Infra_Exp.docx
@@ -1777,6 +1777,260 @@
     </w:tbl>
     <w:p/>
     <w:p/>
+    <w:p/>
+    <w:p/>
+    <w:p/>
+    <w:p/>
+    <w:p>
+      <w:r>
+        <w:lastRenderedPageBreak/>
+        <w:t>Metrics</w:t>
+      </w:r>
+    </w:p>
+    <w:p>
+      <w:r>
+        <w:t xml:space="preserve">The 4-node Mac Studio M5 Ultra cluster handles 10-15 concurrent users seamlessly by utilizing continuous batching via </w:t>
+      </w:r>
+      <w:proofErr w:type="spellStart"/>
+      <w:r>
+        <w:t>vllm</w:t>
+      </w:r>
+      <w:proofErr w:type="spellEnd"/>
+      <w:r>
+        <w:t xml:space="preserve">-metal and MLX LM servers. This software-level orchestration overlaps inference requests, ensuring high availability and zero queue stalling during peak engineering hours. </w:t>
+      </w:r>
+    </w:p>
+    <w:p>
+      <w:pPr>
+        <w:rPr>
+          <w:b/>
+          <w:bCs/>
+        </w:rPr>
+      </w:pPr>
+      <w:r>
+        <w:rPr>
+          <w:b/>
+          <w:bCs/>
+        </w:rPr>
+        <w:t>Performance Metrics (10–15 Concurrent Users)</w:t>
+      </w:r>
+    </w:p>
+    <w:p>
+      <w:pPr>
+        <w:numPr>
+          <w:ilvl w:val="0"/>
+          <w:numId w:val="6"/>
+        </w:numPr>
+      </w:pPr>
+      <w:r>
+        <w:rPr>
+          <w:b/>
+          <w:bCs/>
+        </w:rPr>
+        <w:t>Concurrency Handling:</w:t>
+      </w:r>
+      <w:r>
+        <w:t xml:space="preserve"> </w:t>
+      </w:r>
+      <w:proofErr w:type="gramStart"/>
+      <w:r>
+        <w:t>An</w:t>
+      </w:r>
+      <w:proofErr w:type="gramEnd"/>
+      <w:r>
+        <w:t xml:space="preserve"> NGINX load balancer distributes the 15 concurrent sessions across the four nodes (two dedicated to heavy reasoning, two for fast completion). Continuous batching allows multiple requests to be processed in parallel on the same GPU without freezing. </w:t>
+      </w:r>
+    </w:p>
+    <w:p>
+      <w:pPr>
+        <w:numPr>
+          <w:ilvl w:val="0"/>
+          <w:numId w:val="6"/>
+        </w:numPr>
+      </w:pPr>
+      <w:r>
+        <w:rPr>
+          <w:b/>
+          <w:bCs/>
+        </w:rPr>
+        <w:t>Time-to-First-Token (TTFT):</w:t>
+      </w:r>
+      <w:r>
+        <w:t xml:space="preserve"> Median TTFT remains remarkably low (around 1.0 to 1.5 seconds) even under simultaneous load.</w:t>
+      </w:r>
+    </w:p>
+    <w:p>
+      <w:pPr>
+        <w:numPr>
+          <w:ilvl w:val="0"/>
+          <w:numId w:val="6"/>
+        </w:numPr>
+      </w:pPr>
+      <w:r>
+        <w:rPr>
+          <w:b/>
+          <w:bCs/>
+        </w:rPr>
+        <w:t>Gemma 26B (Fast Completion Nodes):</w:t>
+      </w:r>
+      <w:r>
+        <w:t xml:space="preserve"> Sustains </w:t>
+      </w:r>
+      <w:r>
+        <w:rPr>
+          <w:b/>
+          <w:bCs/>
+        </w:rPr>
+        <w:t>50 to 80+ tokens per second</w:t>
+      </w:r>
+      <w:r>
+        <w:t xml:space="preserve"> per active user. Ideal for instant code autocomplete and rapid conversational drafts. </w:t>
+      </w:r>
+    </w:p>
+    <w:p>
+      <w:pPr>
+        <w:numPr>
+          <w:ilvl w:val="0"/>
+          <w:numId w:val="6"/>
+        </w:numPr>
+      </w:pPr>
+      <w:r>
+        <w:rPr>
+          <w:b/>
+          <w:bCs/>
+        </w:rPr>
+        <w:t>Qwen 35B / Llama 70B (Heavy Reasoning Nodes):</w:t>
+      </w:r>
+      <w:r>
+        <w:t xml:space="preserve"> Sustains </w:t>
+      </w:r>
+      <w:r>
+        <w:rPr>
+          <w:b/>
+          <w:bCs/>
+        </w:rPr>
+        <w:t>15 to 20 tokens per second</w:t>
+      </w:r>
+      <w:r>
+        <w:t xml:space="preserve"> per active user. This equates to fast human reading speed, perfectly suited for deep architectural audits and offline Retrieval-Augmented Generation (RAG) over banking policies.</w:t>
+      </w:r>
+    </w:p>
+    <w:p>
+      <w:pPr>
+        <w:rPr>
+          <w:b/>
+          <w:bCs/>
+        </w:rPr>
+      </w:pPr>
+      <w:r>
+        <w:rPr>
+          <w:b/>
+          <w:bCs/>
+        </w:rPr>
+        <w:t>Advantages of Apple Infrastructure Over NVIDIA</w:t>
+      </w:r>
+    </w:p>
+    <w:p>
+      <w:r>
+        <w:rPr>
+          <w:b/>
+          <w:bCs/>
+        </w:rPr>
+        <w:t>1. Unified Memory Architecture (UMA) vs. Memory Ceilings</w:t>
+      </w:r>
+    </w:p>
+    <w:p>
+      <w:r>
+        <w:t xml:space="preserve">Apple’s UMA allows the CPU and GPU to share a single, massive memory pool. A single Mac Studio M5 Ultra is equipped with 192GB of unified memory, allowing a 70B parameter model to load entirely onto the GPU. To achieve this on NVIDIA hardware, you must either purchase multiple consumer cards (like the 24GB RTX 4090) and split the model across them, or purchase a specialized enterprise card (like the 80GB H100), which pushes individual node costs past ₹20,00,000. </w:t>
+      </w:r>
+    </w:p>
+    <w:p>
+      <w:r>
+        <w:rPr>
+          <w:b/>
+          <w:bCs/>
+        </w:rPr>
+        <w:t>2. Power Consumption and Thermal Profile</w:t>
+      </w:r>
+    </w:p>
+    <w:p>
+      <w:r>
+        <w:t xml:space="preserve">A Mac Studio operates on a 40W to 60W thermal design even during heavy LLM inference workloads. A comparable NVIDIA enterprise setup or multi-RTX 4090 rig draws between 350W and 700W. Over a 24x7 operational cycle, the Apple cluster operates silently at room temperature and costs a fraction of the NVIDIA setup in electricity, completely eliminating the need for specialized </w:t>
+      </w:r>
+      <w:proofErr w:type="spellStart"/>
+      <w:r>
+        <w:t>datacenter</w:t>
+      </w:r>
+      <w:proofErr w:type="spellEnd"/>
+      <w:r>
+        <w:t xml:space="preserve"> cooling and high-tonnage HVAC systems. </w:t>
+      </w:r>
+    </w:p>
+    <w:p>
+      <w:r>
+        <w:rPr>
+          <w:b/>
+          <w:bCs/>
+        </w:rPr>
+        <w:t>3. Plug-and-Play Maintenance (Zero CUDA Hell)</w:t>
+      </w:r>
+    </w:p>
+    <w:p>
+      <w:r>
+        <w:t xml:space="preserve">Enterprise NVIDIA clusters require dedicated IT overhead to manage Linux kernels, CUDA version matching, and complex </w:t>
+      </w:r>
+      <w:proofErr w:type="spellStart"/>
+      <w:r>
+        <w:t>PyTorch</w:t>
+      </w:r>
+      <w:proofErr w:type="spellEnd"/>
+      <w:r>
+        <w:t xml:space="preserve"> dependencies. Apple Silicon bypasses this entirely. </w:t>
+      </w:r>
+      <w:r>
+        <w:lastRenderedPageBreak/>
+        <w:t xml:space="preserve">The macOS environment runs Apple's native MLX framework and </w:t>
+      </w:r>
+      <w:proofErr w:type="spellStart"/>
+      <w:r>
+        <w:t>vllm</w:t>
+      </w:r>
+      <w:proofErr w:type="spellEnd"/>
+      <w:r>
+        <w:t>-metal out of the box. Deployment is restricted to spinning up standard Docker containers for the API gateway and security layers, reducing DevOps maintenance hours to near zero.</w:t>
+      </w:r>
+    </w:p>
+    <w:p>
+      <w:r>
+        <w:rPr>
+          <w:b/>
+          <w:bCs/>
+        </w:rPr>
+        <w:t>4. Total Cost of Ownership (TCO)</w:t>
+      </w:r>
+    </w:p>
+    <w:p>
+      <w:r>
+        <w:t xml:space="preserve">For models exceeding 30B parameters, Apple Silicon provides a massive cost advantage. Avoiding the premium pricing of H100-class hardware and the electrical overhead of dense GPU server racks allows the bank to deploy an enterprise-grade AI lab for less than ₹30 Lakhs in initial </w:t>
+      </w:r>
+      <w:proofErr w:type="spellStart"/>
+      <w:r>
+        <w:t>CapEx</w:t>
+      </w:r>
+      <w:proofErr w:type="spellEnd"/>
+      <w:r>
+        <w:t xml:space="preserve">, with negligible annual </w:t>
+      </w:r>
+      <w:proofErr w:type="spellStart"/>
+      <w:r>
+        <w:t>OpEx</w:t>
+      </w:r>
+      <w:proofErr w:type="spellEnd"/>
+      <w:r>
+        <w:t xml:space="preserve">. </w:t>
+      </w:r>
+    </w:p>
+    <w:p/>
     <w:sectPr>
       <w:pgSz w:w="11906" w:h="16838"/>
       <w:pgMar w:top="1440" w:right="1440" w:bottom="1440" w:left="1440" w:header="708" w:footer="708" w:gutter="0"/>
@@ -2088,6 +2342,155 @@
     </w:lvl>
   </w:abstractNum>
   <w:abstractNum w:abstractNumId="2" w15:restartNumberingAfterBreak="0">
+    <w:nsid w:val="37406229"/>
+    <w:multiLevelType w:val="multilevel"/>
+    <w:tmpl w:val="F1A8410C"/>
+    <w:lvl w:ilvl="0">
+      <w:start w:val="1"/>
+      <w:numFmt w:val="bullet"/>
+      <w:lvlText w:val=""/>
+      <w:lvlJc w:val="left"/>
+      <w:pPr>
+        <w:tabs>
+          <w:tab w:val="num" w:pos="720"/>
+        </w:tabs>
+        <w:ind w:left="720" w:hanging="360"/>
+      </w:pPr>
+      <w:rPr>
+        <w:rFonts w:ascii="Symbol" w:hAnsi="Symbol" w:hint="default"/>
+        <w:sz w:val="20"/>
+      </w:rPr>
+    </w:lvl>
+    <w:lvl w:ilvl="1" w:tentative="1">
+      <w:start w:val="1"/>
+      <w:numFmt w:val="bullet"/>
+      <w:lvlText w:val="o"/>
+      <w:lvlJc w:val="left"/>
+      <w:pPr>
+        <w:tabs>
+          <w:tab w:val="num" w:pos="1440"/>
+        </w:tabs>
+        <w:ind w:left="1440" w:hanging="360"/>
+      </w:pPr>
+      <w:rPr>
+        <w:rFonts w:ascii="Courier New" w:hAnsi="Courier New" w:hint="default"/>
+        <w:sz w:val="20"/>
+      </w:rPr>
+    </w:lvl>
+    <w:lvl w:ilvl="2" w:tentative="1">
+      <w:start w:val="1"/>
+      <w:numFmt w:val="bullet"/>
+      <w:lvlText w:val=""/>
+      <w:lvlJc w:val="left"/>
+      <w:pPr>
+        <w:tabs>
+          <w:tab w:val="num" w:pos="2160"/>
+        </w:tabs>
+        <w:ind w:left="2160" w:hanging="360"/>
+      </w:pPr>
+      <w:rPr>
+        <w:rFonts w:ascii="Wingdings" w:hAnsi="Wingdings" w:hint="default"/>
+        <w:sz w:val="20"/>
+      </w:rPr>
+    </w:lvl>
+    <w:lvl w:ilvl="3" w:tentative="1">
+      <w:start w:val="1"/>
+      <w:numFmt w:val="bullet"/>
+      <w:lvlText w:val=""/>
+      <w:lvlJc w:val="left"/>
+      <w:pPr>
+        <w:tabs>
+          <w:tab w:val="num" w:pos="2880"/>
+        </w:tabs>
+        <w:ind w:left="2880" w:hanging="360"/>
+      </w:pPr>
+      <w:rPr>
+        <w:rFonts w:ascii="Wingdings" w:hAnsi="Wingdings" w:hint="default"/>
+        <w:sz w:val="20"/>
+      </w:rPr>
+    </w:lvl>
+    <w:lvl w:ilvl="4" w:tentative="1">
+      <w:start w:val="1"/>
+      <w:numFmt w:val="bullet"/>
+      <w:lvlText w:val=""/>
+      <w:lvlJc w:val="left"/>
+      <w:pPr>
+        <w:tabs>
+          <w:tab w:val="num" w:pos="3600"/>
+        </w:tabs>
+        <w:ind w:left="3600" w:hanging="360"/>
+      </w:pPr>
+      <w:rPr>
+        <w:rFonts w:ascii="Wingdings" w:hAnsi="Wingdings" w:hint="default"/>
+        <w:sz w:val="20"/>
+      </w:rPr>
+    </w:lvl>
+    <w:lvl w:ilvl="5" w:tentative="1">
+      <w:start w:val="1"/>
+      <w:numFmt w:val="bullet"/>
+      <w:lvlText w:val=""/>
+      <w:lvlJc w:val="left"/>
+      <w:pPr>
+        <w:tabs>
+          <w:tab w:val="num" w:pos="4320"/>
+        </w:tabs>
+        <w:ind w:left="4320" w:hanging="360"/>
+      </w:pPr>
+      <w:rPr>
+        <w:rFonts w:ascii="Wingdings" w:hAnsi="Wingdings" w:hint="default"/>
+        <w:sz w:val="20"/>
+      </w:rPr>
+    </w:lvl>
+    <w:lvl w:ilvl="6" w:tentative="1">
+      <w:start w:val="1"/>
+      <w:numFmt w:val="bullet"/>
+      <w:lvlText w:val=""/>
+      <w:lvlJc w:val="left"/>
+      <w:pPr>
+        <w:tabs>
+          <w:tab w:val="num" w:pos="5040"/>
+        </w:tabs>
+        <w:ind w:left="5040" w:hanging="360"/>
+      </w:pPr>
+      <w:rPr>
+        <w:rFonts w:ascii="Wingdings" w:hAnsi="Wingdings" w:hint="default"/>
+        <w:sz w:val="20"/>
+      </w:rPr>
+    </w:lvl>
+    <w:lvl w:ilvl="7" w:tentative="1">
+      <w:start w:val="1"/>
+      <w:numFmt w:val="bullet"/>
+      <w:lvlText w:val=""/>
+      <w:lvlJc w:val="left"/>
+      <w:pPr>
+        <w:tabs>
+          <w:tab w:val="num" w:pos="5760"/>
+        </w:tabs>
+        <w:ind w:left="5760" w:hanging="360"/>
+      </w:pPr>
+      <w:rPr>
+        <w:rFonts w:ascii="Wingdings" w:hAnsi="Wingdings" w:hint="default"/>
+        <w:sz w:val="20"/>
+      </w:rPr>
+    </w:lvl>
+    <w:lvl w:ilvl="8" w:tentative="1">
+      <w:start w:val="1"/>
+      <w:numFmt w:val="bullet"/>
+      <w:lvlText w:val=""/>
+      <w:lvlJc w:val="left"/>
+      <w:pPr>
+        <w:tabs>
+          <w:tab w:val="num" w:pos="6480"/>
+        </w:tabs>
+        <w:ind w:left="6480" w:hanging="360"/>
+      </w:pPr>
+      <w:rPr>
+        <w:rFonts w:ascii="Wingdings" w:hAnsi="Wingdings" w:hint="default"/>
+        <w:sz w:val="20"/>
+      </w:rPr>
+    </w:lvl>
+  </w:abstractNum>
+  <w:abstractNum w:abstractNumId="3" w15:restartNumberingAfterBreak="0">
     <w:nsid w:val="3C276506"/>
     <w:multiLevelType w:val="multilevel"/>
     <w:tmpl w:val="D7CC7006"/>
@@ -2236,7 +2639,7 @@
       </w:rPr>
     </w:lvl>
   </w:abstractNum>
-  <w:abstractNum w:abstractNumId="3" w15:restartNumberingAfterBreak="0">
+  <w:abstractNum w:abstractNumId="4" w15:restartNumberingAfterBreak="0">
     <w:nsid w:val="3FE453A2"/>
     <w:multiLevelType w:val="multilevel"/>
     <w:tmpl w:val="595ECFFC"/>
@@ -2385,7 +2788,7 @@
       </w:rPr>
     </w:lvl>
   </w:abstractNum>
-  <w:abstractNum w:abstractNumId="4" w15:restartNumberingAfterBreak="0">
+  <w:abstractNum w:abstractNumId="5" w15:restartNumberingAfterBreak="0">
     <w:nsid w:val="6BB011D3"/>
     <w:multiLevelType w:val="multilevel"/>
     <w:tmpl w:val="F3C8DF10"/>
@@ -2535,10 +2938,10 @@
     </w:lvl>
   </w:abstractNum>
   <w:num w:numId="1" w16cid:durableId="339240921">
-    <w:abstractNumId w:val="2"/>
+    <w:abstractNumId w:val="3"/>
   </w:num>
   <w:num w:numId="2" w16cid:durableId="1143158014">
-    <w:abstractNumId w:val="3"/>
+    <w:abstractNumId w:val="4"/>
   </w:num>
   <w:num w:numId="3" w16cid:durableId="114909420">
     <w:abstractNumId w:val="1"/>
@@ -2547,7 +2950,10 @@
     <w:abstractNumId w:val="0"/>
   </w:num>
   <w:num w:numId="5" w16cid:durableId="250621845">
-    <w:abstractNumId w:val="4"/>
+    <w:abstractNumId w:val="5"/>
+  </w:num>
+  <w:num w:numId="6" w16cid:durableId="1787264862">
+    <w:abstractNumId w:val="2"/>
   </w:num>
 </w:numbering>
 </file>
